--- a/research/03 Drafts/Milestone 4 - DCF Valuation Memo.docx
+++ b/research/03 Drafts/Milestone 4 - DCF Valuation Memo.docx
@@ -1370,7 +1370,7 @@
           <w:rFonts w:ascii="Aptos" w:hAnsi="Aptos"/>
           <w:color w:val="000000"/>
         </w:rPr>
-        <w:t xml:space="preserve">We build a bull, base, and bear table on the Valuation section of our site with Claude, across revenue growth, EBITDA margin, the WACC, and perpetual growth, and check at least two of its cells by hand before relying on it: one against the workbook’s own sensitivity table, one by recomputing the formula chain. The table, the two checks, and any correction are recorded in our vault (research/03 Drafts) and in our AI Log.</w:t>
+        <w:t xml:space="preserve">We build a bull, base, and bear table on the Valuation section of our site with Claude, across revenue growth, EBITDA margin, the WACC, and perpetual growth, and check two of its cells by hand before relying on it: the bear case by growth in perpetuity and the bull case by exit multiple, each redone step by step in a spare sheet of the workbook. The table, the two checks, and any correction are recorded in our vault (research/03 Drafts/Module 4 - Bull base bear) and in our AI Log.</w:t>
       </w:r>
     </w:p>
     <w:bookmarkEnd w:id="12"/>

--- a/research/03 Drafts/Milestone 4 - DCF Valuation Memo.docx
+++ b/research/03 Drafts/Milestone 4 - DCF Valuation Memo.docx
@@ -1370,7 +1370,7 @@
           <w:rFonts w:ascii="Aptos" w:hAnsi="Aptos"/>
           <w:color w:val="000000"/>
         </w:rPr>
-        <w:t xml:space="preserve">We build a bull, base, and bear table on the Valuation section of our site with Claude, across revenue growth, EBITDA margin, the WACC, and perpetual growth, and check two of its cells by hand before relying on it: the bear case by growth in perpetuity and the bull case by exit multiple, each redone step by step in a spare sheet of the workbook. The table, the two checks, and any correction are recorded in our vault (research/03 Drafts/Module 4 - Bull base bear) and in our AI Log.</w:t>
+        <w:t xml:space="preserve">We build a bull, base, and bear table on the Valuation section of our site with Claude, across revenue growth, EBITDA margin, the WACC, and perpetual growth, and check two of its cells ourselves before relying on it: a Rates only row (our forecast at a WACC and growth rate on the workbook’s sensitivity table), looked up in that table, and the bear case by growth in perpetuity, rebuilt step by step in a blank sheet of a copy of the workbook. The table, the two checks, and any correction are recorded in our vault (research/03 Drafts/Module 4 - Bull base bear) and in our AI Log.</w:t>
       </w:r>
     </w:p>
     <w:bookmarkEnd w:id="12"/>
